--- a/people-lead/word/ana/04-insumos-ciclo.docx
+++ b/people-lead/word/ana/04-insumos-ciclo.docx
@@ -12,7 +12,7 @@
           <w:color w:val="1F3A5F"/>
           <w:sz w:val="40"/>
         </w:rPr>
-        <w:t>Ana — insumos para o December Cycle</w:t>
+        <w:t>Ana Karina — insumos para o December Cycle</w:t>
       </w:r>
     </w:p>
     <w:p>
@@ -22,7 +22,7 @@
           <w:color w:val="555555"/>
           <w:sz w:val="22"/>
         </w:rPr>
-        <w:t>Ana · People Lead · documento editável</w:t>
+        <w:t>Ana Karina · People Lead · documento editável</w:t>
       </w:r>
     </w:p>
     <w:p/>
@@ -304,7 +304,7 @@
         <w:rPr>
           <w:b/>
         </w:rPr>
-        <w:t>Associate mobile em produto nativo, alto engajamento, uso real de Copilot/agentes, inglês C1+, norte de arquitetura. Risco: prioridades dispersas e possível cliente cadastrado errado.</w:t>
+        <w:t>Associate mobile no BANCO BRADESCO (app nativo), alto engajamento, uso real de Copilot/agentes, inglês C1+, norte de arquitetura. Risco: prioridades dispersas no Workday.</w:t>
       </w:r>
     </w:p>
     <w:p>
@@ -790,23 +790,6 @@
         <w:pStyle w:val="ListBullet"/>
       </w:pPr>
       <w:r>
-        <w:t xml:space="preserve">☐ </w:t>
-      </w:r>
-      <w:r>
-        <w:rPr>
-          <w:b/>
-        </w:rPr>
-        <w:t>Confirmar cliente no cadastro</w:t>
-      </w:r>
-      <w:r>
-        <w:t xml:space="preserve"> (MAPFRE vs Bradesco)</w:t>
-      </w:r>
-    </w:p>
-    <w:p>
-      <w:pPr>
-        <w:pStyle w:val="ListBullet"/>
-      </w:pPr>
-      <w:r>
         <w:t>☐ Recortar / fechar as 7 prioridades com texto honesto</w:t>
       </w:r>
     </w:p>

--- a/people-lead/word/ana/04-insumos-ciclo.docx
+++ b/people-lead/word/ana/04-insumos-ciclo.docx
@@ -239,7 +239,7 @@
               <w:rPr>
                 <w:sz w:val="20"/>
               </w:rPr>
-              <w:t>Case escrito</w:t>
+              <w:t>Homologação + agentes IA + feedback Jessica</w:t>
             </w:r>
           </w:p>
         </w:tc>
@@ -304,7 +304,7 @@
         <w:rPr>
           <w:b/>
         </w:rPr>
-        <w:t>Associate mobile no BANCO BRADESCO (app nativo), alto engajamento, uso real de Copilot/agentes, inglês C1+, norte de arquitetura. Risco: prioridades dispersas no Workday.</w:t>
+        <w:t>Associate mobile no BANCO BRADESCO (app nativo), homologação em curso, agentes Copilot/IA (analytics + frontend), inglês C1+, norte de arquitetura. Risco: prioridades dispersas no Workday — mitigado na 1:1 #2 com 4 reflexões.</w:t>
       </w:r>
     </w:p>
     <w:p>
@@ -341,7 +341,29 @@
         <w:pStyle w:val="ListBullet"/>
       </w:pPr>
       <w:r>
+        <w:rPr>
+          <w:b/>
+        </w:rPr>
+        <w:t>fase homologação</w:t>
+      </w:r>
+      <w:r>
+        <w:t xml:space="preserve"> (primeira experiência nesse porte — call #2);</w:t>
+      </w:r>
+    </w:p>
+    <w:p>
+      <w:pPr>
+        <w:pStyle w:val="ListBullet"/>
+      </w:pPr>
+      <w:r>
         <w:t>o que aprendeu de Kotlin porque o produto exigiu;</w:t>
+      </w:r>
+    </w:p>
+    <w:p>
+      <w:pPr>
+        <w:pStyle w:val="ListBullet"/>
+      </w:pPr>
+      <w:r>
+        <w:t>entendimento ponta a ponta com backend (Square);</w:t>
       </w:r>
     </w:p>
     <w:p>
@@ -370,7 +392,16 @@
         <w:pStyle w:val="ListBullet"/>
       </w:pPr>
       <w:r>
-        <w:t>problema do time (acessibilidade, retrabalho, token, review);</w:t>
+        <w:t xml:space="preserve">problema do time (acessibilidade, retrabalho, token, review, </w:t>
+      </w:r>
+      <w:r>
+        <w:rPr>
+          <w:b/>
+        </w:rPr>
+        <w:t>frontend</w:t>
+      </w:r>
+      <w:r>
+        <w:t>);</w:t>
       </w:r>
     </w:p>
     <w:p>
@@ -378,7 +409,16 @@
         <w:pStyle w:val="ListBullet"/>
       </w:pPr>
       <w:r>
-        <w:t>o que ela tentou (prompt, agente, Copilot no fluxo);</w:t>
+        <w:t xml:space="preserve">o que ela tentou (prompt, </w:t>
+      </w:r>
+      <w:r>
+        <w:rPr>
+          <w:b/>
+        </w:rPr>
+        <w:t>agente analytics criado por ela</w:t>
+      </w:r>
+      <w:r>
+        <w:t>, 2 agentes do time, Copilot no VS Code);</w:t>
       </w:r>
     </w:p>
     <w:p>
@@ -394,12 +434,29 @@
         <w:pStyle w:val="ListBullet"/>
       </w:pPr>
       <w:r>
+        <w:t>IADrops/João como direcionamento;</w:t>
+      </w:r>
+    </w:p>
+    <w:p>
+      <w:pPr>
+        <w:pStyle w:val="ListBullet"/>
+      </w:pPr>
+      <w:r>
         <w:t>o que ainda é experimento.</w:t>
       </w:r>
     </w:p>
     <w:p>
       <w:r>
-        <w:t>Isso é mais forte do que “certificação em IA” sem badge.</w:t>
+        <w:t xml:space="preserve">Isso é mais forte do que “certificação em IA” sem badge. </w:t>
+      </w:r>
+      <w:r>
+        <w:rPr>
+          <w:b/>
+        </w:rPr>
+        <w:t>AZ-900 já concluída</w:t>
+      </w:r>
+      <w:r>
+        <w:t xml:space="preserve"> — citar. AI-900 → FY27.</w:t>
       </w:r>
     </w:p>
     <w:p>
@@ -439,7 +496,16 @@
         <w:pStyle w:val="ListBullet"/>
       </w:pPr>
       <w:r>
-        <w:t>Swift: intenção mantida, não entregue. Honestidade.</w:t>
+        <w:t xml:space="preserve">Swift: intenção mantida, </w:t>
+      </w:r>
+      <w:r>
+        <w:rPr>
+          <w:b/>
+        </w:rPr>
+        <w:t>combinado FY27</w:t>
+      </w:r>
+      <w:r>
+        <w:t xml:space="preserve"> na 1:1 #2 (sem MacBook). Honestidade na reflexão.</w:t>
       </w:r>
     </w:p>
     <w:p>
@@ -578,7 +644,7 @@
               <w:rPr>
                 <w:sz w:val="20"/>
               </w:rPr>
-              <w:t>Performance no app</w:t>
+              <w:t>Performance no app / homologação</w:t>
             </w:r>
           </w:p>
         </w:tc>
@@ -615,9 +681,16 @@
             </w:r>
             <w:r>
               <w:rPr>
+                <w:b/>
                 <w:sz w:val="20"/>
               </w:rPr>
-              <w:t>Par Android e par iOS</w:t>
+              <w:t>Jessica</w:t>
+            </w:r>
+            <w:r>
+              <w:rPr>
+                <w:sz w:val="20"/>
+              </w:rPr>
+              <w:t xml:space="preserve"> (liderança técnica Avanade)</w:t>
             </w:r>
           </w:p>
         </w:tc>
@@ -636,7 +709,7 @@
               <w:rPr>
                 <w:sz w:val="20"/>
               </w:rPr>
-              <w:t>Colaboração e prompt compartilhado</w:t>
+              <w:t>Proximidade técnica; validação Copilot/agentes</w:t>
             </w:r>
           </w:p>
         </w:tc>
@@ -655,7 +728,122 @@
               <w:rPr>
                 <w:sz w:val="20"/>
               </w:rPr>
+              <w:t>Ana já pediu antes; reforçar no Workday; PL alinha</w:t>
+            </w:r>
+          </w:p>
+        </w:tc>
+      </w:tr>
+      <w:tr>
+        <w:tc>
+          <w:tcPr>
+            <w:tcW w:type="dxa" w:w="3249"/>
+          </w:tcPr>
+          <w:p>
+            <w:r>
+              <w:rPr>
+                <w:sz w:val="20"/>
+              </w:rPr>
+            </w:r>
+            <w:r>
+              <w:rPr>
+                <w:sz w:val="20"/>
+              </w:rPr>
+              <w:t>Par Android e par iOS</w:t>
+            </w:r>
+          </w:p>
+        </w:tc>
+        <w:tc>
+          <w:tcPr>
+            <w:tcW w:type="dxa" w:w="3249"/>
+          </w:tcPr>
+          <w:p>
+            <w:r>
+              <w:rPr>
+                <w:sz w:val="20"/>
+              </w:rPr>
+            </w:r>
+            <w:r>
+              <w:rPr>
+                <w:sz w:val="20"/>
+              </w:rPr>
+              <w:t>Colaboração e prompt compartilhado</w:t>
+            </w:r>
+          </w:p>
+        </w:tc>
+        <w:tc>
+          <w:tcPr>
+            <w:tcW w:type="dxa" w:w="3249"/>
+          </w:tcPr>
+          <w:p>
+            <w:r>
+              <w:rPr>
+                <w:sz w:val="20"/>
+              </w:rPr>
+            </w:r>
+            <w:r>
+              <w:rPr>
+                <w:sz w:val="20"/>
+              </w:rPr>
               <w:t>Ana pede feedback</w:t>
+            </w:r>
+          </w:p>
+        </w:tc>
+      </w:tr>
+      <w:tr>
+        <w:tc>
+          <w:tcPr>
+            <w:tcW w:type="dxa" w:w="3249"/>
+            <w:shd w:fill="F3F6FA" w:val="clear"/>
+          </w:tcPr>
+          <w:p>
+            <w:r>
+              <w:rPr>
+                <w:sz w:val="20"/>
+              </w:rPr>
+            </w:r>
+            <w:r>
+              <w:rPr>
+                <w:sz w:val="20"/>
+              </w:rPr>
+              <w:t>João / IADrops (Bradesco)</w:t>
+            </w:r>
+          </w:p>
+        </w:tc>
+        <w:tc>
+          <w:tcPr>
+            <w:tcW w:type="dxa" w:w="3249"/>
+            <w:shd w:fill="F3F6FA" w:val="clear"/>
+          </w:tcPr>
+          <w:p>
+            <w:r>
+              <w:rPr>
+                <w:sz w:val="20"/>
+              </w:rPr>
+            </w:r>
+            <w:r>
+              <w:rPr>
+                <w:sz w:val="20"/>
+              </w:rPr>
+              <w:t>Direcionamento de IA</w:t>
+            </w:r>
+          </w:p>
+        </w:tc>
+        <w:tc>
+          <w:tcPr>
+            <w:tcW w:type="dxa" w:w="3249"/>
+            <w:shd w:fill="F3F6FA" w:val="clear"/>
+          </w:tcPr>
+          <w:p>
+            <w:r>
+              <w:rPr>
+                <w:sz w:val="20"/>
+              </w:rPr>
+            </w:r>
+            <w:r>
+              <w:rPr>
+                <w:sz w:val="20"/>
+              </w:rPr>
+              <w:t>Citado na reflexão</w:t>
             </w:r>
           </w:p>
         </w:tc>

--- a/people-lead/word/ana/04-insumos-ciclo.docx
+++ b/people-lead/word/ana/04-insumos-ciclo.docx
@@ -29,6 +29,54 @@
     <w:p>
       <w:r>
         <w:t>Briefing do People Lead para Workday, calibração da prática e feedback de novembro.</w:t>
+      </w:r>
+    </w:p>
+    <w:p>
+      <w:pPr>
+        <w:ind w:left="425"/>
+      </w:pPr>
+      <w:r>
+        <w:rPr>
+          <w:b/>
+          <w:color w:val="444444"/>
+        </w:rPr>
+        <w:t>Prazo input PL (ABCD Form): até 11/09/2026.</w:t>
+      </w:r>
+      <w:r>
+        <w:rPr>
+          <w:i/>
+          <w:color w:val="444444"/>
+        </w:rPr>
+        <w:t xml:space="preserve"> Depois: Talent Discussions (Practice Lead + VPs) — ajustes possíveis.   Dados oficiais RH: </w:t>
+      </w:r>
+      <w:r>
+        <w:rPr>
+          <w:rFonts w:ascii="Consolas" w:hAnsi="Consolas"/>
+          <w:color w:val="444444"/>
+          <w:sz w:val="18"/>
+        </w:rPr>
+        <w:t>11-dados-oficiais-rh-ciclo.md</w:t>
+      </w:r>
+      <w:r>
+        <w:rPr>
+          <w:i/>
+          <w:color w:val="444444"/>
+        </w:rPr>
+        <w:t xml:space="preserve"> · Gestor projeto: </w:t>
+      </w:r>
+      <w:r>
+        <w:rPr>
+          <w:b/>
+          <w:color w:val="444444"/>
+        </w:rPr>
+        <w:t>Rafael Coloda</w:t>
+      </w:r>
+      <w:r>
+        <w:rPr>
+          <w:i/>
+          <w:color w:val="444444"/>
+        </w:rPr>
+        <w:t xml:space="preserve"> (rafael.coloda@avanade.com)</w:t>
       </w:r>
     </w:p>
     <w:p>
@@ -179,7 +227,14 @@
               <w:rPr>
                 <w:sz w:val="20"/>
               </w:rPr>
-              <w:t>Tempo de casa ~1 ano + feedback do Rafael</w:t>
+              <w:t xml:space="preserve">Adm. 01/04/2026 (~5 meses) + feedback </w:t>
+            </w:r>
+            <w:r>
+              <w:rPr>
+                <w:b/>
+                <w:sz w:val="20"/>
+              </w:rPr>
+              <w:t>Rafael Coloda</w:t>
             </w:r>
           </w:p>
         </w:tc>
@@ -626,7 +681,7 @@
               <w:rPr>
                 <w:sz w:val="20"/>
               </w:rPr>
-              <w:t>Rafael (gestor do projeto)</w:t>
+              <w:t>Rafael Coloda (gestor do projeto)</w:t>
             </w:r>
           </w:p>
         </w:tc>
@@ -662,7 +717,7 @@
               <w:rPr>
                 <w:sz w:val="20"/>
               </w:rPr>
-              <w:t>Ana agenda café de percepção</w:t>
+              <w:t>rafael.coloda@avanade.com — Ana agenda café de percepção</w:t>
             </w:r>
           </w:p>
         </w:tc>
@@ -986,7 +1041,7 @@
         <w:pStyle w:val="ListBullet"/>
       </w:pPr>
       <w:r>
-        <w:t>☐ Self-review submetido</w:t>
+        <w:t>☐ Self-review submetido (profissional — prazo 28/08)</w:t>
       </w:r>
     </w:p>
     <w:p>
@@ -994,7 +1049,21 @@
         <w:pStyle w:val="ListBullet"/>
       </w:pPr>
       <w:r>
-        <w:t>☐ Revisores conversados</w:t>
+        <w:t xml:space="preserve">☐ </w:t>
+      </w:r>
+      <w:r>
+        <w:rPr>
+          <w:b/>
+        </w:rPr>
+        <w:t>Input PL no ABCD Form — até 11/09</w:t>
+      </w:r>
+    </w:p>
+    <w:p>
+      <w:pPr>
+        <w:pStyle w:val="ListBullet"/>
+      </w:pPr>
+      <w:r>
+        <w:t>☐ Revisores conversados (Jessica + Rafael Coloda)</w:t>
       </w:r>
     </w:p>
     <w:p>
@@ -1028,6 +1097,23 @@
       </w:pPr>
       <w:r>
         <w:t>☐ goFluent já demonstra C1+ — garantir que está visível para staffing</w:t>
+      </w:r>
+    </w:p>
+    <w:p>
+      <w:pPr>
+        <w:pStyle w:val="ListBullet"/>
+      </w:pPr>
+      <w:r>
+        <w:t xml:space="preserve">☐ Se faltar dado de projeto: contatar </w:t>
+      </w:r>
+      <w:r>
+        <w:rPr>
+          <w:b/>
+        </w:rPr>
+        <w:t>rafael.coloda@avanade.com</w:t>
+      </w:r>
+      <w:r>
+        <w:t xml:space="preserve"> ou HRBP (Cristiane Gennari / Cezar Pontalti)</w:t>
       </w:r>
     </w:p>
     <w:p>

--- a/people-lead/word/ana/04-insumos-ciclo.docx
+++ b/people-lead/word/ana/04-insumos-ciclo.docx
@@ -1057,6 +1057,17 @@
         </w:rPr>
         <w:t>Input PL no ABCD Form — até 11/09</w:t>
       </w:r>
+      <w:r>
+        <w:t xml:space="preserve"> — rascunho: </w:t>
+      </w:r>
+      <w:r>
+        <w:rPr>
+          <w:rFonts w:ascii="Consolas" w:hAnsi="Consolas"/>
+          <w:color w:val="333333"/>
+          <w:sz w:val="18"/>
+        </w:rPr>
+        <w:t>12-abcd-form-people-lead-rascunho.md</w:t>
+      </w:r>
     </w:p>
     <w:p>
       <w:pPr>

--- a/people-lead/word/ana/04-insumos-ciclo.docx
+++ b/people-lead/word/ana/04-insumos-ciclo.docx
@@ -1041,7 +1041,16 @@
         <w:pStyle w:val="ListBullet"/>
       </w:pPr>
       <w:r>
-        <w:t>☐ Self-review submetido (profissional — prazo 28/08)</w:t>
+        <w:t xml:space="preserve">☐ Self-review submetido — </w:t>
+      </w:r>
+      <w:r>
+        <w:rPr>
+          <w:b/>
+        </w:rPr>
+        <w:t>NÃO</w:t>
+      </w:r>
+      <w:r>
+        <w:t xml:space="preserve"> (Ana ainda não enviou/submeteu ao PL)</w:t>
       </w:r>
     </w:p>
     <w:p>

--- a/people-lead/word/ana/04-insumos-ciclo.docx
+++ b/people-lead/word/ana/04-insumos-ciclo.docx
@@ -22,7 +22,7 @@
           <w:color w:val="555555"/>
           <w:sz w:val="22"/>
         </w:rPr>
-        <w:t>Ana Karina · People Lead · documento editável</w:t>
+        <w:t>Ana Karina · PL · uso interno</w:t>
       </w:r>
     </w:p>
     <w:p/>
@@ -203,13 +203,13 @@
                 <w:b/>
                 <w:sz w:val="20"/>
               </w:rPr>
-              <w:t>Não como tese principal deste FY</w:t>
+              <w:t>Não neste FY</w:t>
             </w:r>
             <w:r>
               <w:rPr>
                 <w:sz w:val="20"/>
               </w:rPr>
-              <w:t>, salvo evidência excepcional do projeto</w:t>
+              <w:t xml:space="preserve"> — confirmado pelos feedbacks (consolidação/autonomia)</w:t>
             </w:r>
           </w:p>
         </w:tc>
@@ -227,14 +227,7 @@
               <w:rPr>
                 <w:sz w:val="20"/>
               </w:rPr>
-              <w:t xml:space="preserve">Adm. 01/04/2026 (~5 meses) + feedback </w:t>
-            </w:r>
-            <w:r>
-              <w:rPr>
-                <w:b/>
-                <w:sz w:val="20"/>
-              </w:rPr>
-              <w:t>Rafael Coloda</w:t>
+              <w:t>Feedbacks Rafael + Jessica + Celline (08/09)</w:t>
             </w:r>
           </w:p>
         </w:tc>
@@ -275,7 +268,13 @@
                 <w:b/>
                 <w:sz w:val="20"/>
               </w:rPr>
-              <w:t>Sim, se Copilot + entrega aparecerem no Workday</w:t>
+              <w:t>Sim</w:t>
+            </w:r>
+            <w:r>
+              <w:rPr>
+                <w:sz w:val="20"/>
+              </w:rPr>
+              <w:t xml:space="preserve"> — qualidade, riscos, colaboração</w:t>
             </w:r>
           </w:p>
         </w:tc>
@@ -294,7 +293,7 @@
               <w:rPr>
                 <w:sz w:val="20"/>
               </w:rPr>
-              <w:t>Homologação + agentes IA + feedback Jessica</w:t>
+              <w:t>Evidências dos 3 feedbacks</w:t>
             </w:r>
           </w:p>
         </w:tc>
@@ -332,7 +331,7 @@
               <w:rPr>
                 <w:sz w:val="20"/>
               </w:rPr>
-              <w:t>“Você priorizou o cliente com razão. O ciclo precisa enxergar isso. Inglês C1+ já é resultado. IA e Swift continuam no plano, com menos itens ao mesmo tempo.”</w:t>
+              <w:t>“Você priorizou o cliente com razão. Qualidade e comunicação de riscos foram reconhecidas. Foque autonomia e disciplina no Jira. Inglês C1+ e AZ-900 já são resultado.”</w:t>
             </w:r>
           </w:p>
         </w:tc>
@@ -353,13 +352,51 @@
     <w:p/>
     <w:p>
       <w:r>
+        <w:rPr>
+          <w:b/>
+        </w:rPr>
+        <w:t>Justificativa da Recomendação (pronta):</w:t>
+      </w:r>
+      <w:r>
+        <w:t xml:space="preserve"> </w:t>
+      </w:r>
+      <w:r>
+        <w:rPr>
+          <w:rFonts w:ascii="Consolas" w:hAnsi="Consolas"/>
+          <w:color w:val="333333"/>
+          <w:sz w:val="18"/>
+        </w:rPr>
+        <w:t>15-justificativa-recomendacao.md</w:t>
+      </w:r>
+    </w:p>
+    <w:p>
+      <w:r>
+        <w:rPr>
+          <w:b/>
+        </w:rPr>
+        <w:t>Feedbacks brutos / síntese:</w:t>
+      </w:r>
+      <w:r>
+        <w:t xml:space="preserve"> </w:t>
+      </w:r>
+      <w:r>
+        <w:rPr>
+          <w:rFonts w:ascii="Consolas" w:hAnsi="Consolas"/>
+          <w:color w:val="333333"/>
+          <w:sz w:val="18"/>
+        </w:rPr>
+        <w:t>16-feedbacks-projeto-rafael-jessica-celline.md</w:t>
+      </w:r>
+    </w:p>
+    <w:p>
+      <w:r>
         <w:t xml:space="preserve">Levar para a prática: </w:t>
       </w:r>
       <w:r>
         <w:rPr>
           <w:b/>
         </w:rPr>
-        <w:t>Associate mobile no BANCO BRADESCO (app nativo), homologação em curso, agentes Copilot/IA (analytics + frontend), inglês C1+, norte de arquitetura. Risco: prioridades dispersas no Workday — mitigado na 1:1 #2 com 4 reflexões.</w:t>
+        <w:t>Associate mobile no BANCO BRADESCO, desempenho consistente confirmado por gestor (Rafael Coloda), liderança técnica (Jessica) e par (Celline). Qualidade + comunicação de riscos + colaboração. Desenvolvimento: autonomia em complexidade + horas no Jira. Não promover neste FY.</w:t>
       </w:r>
     </w:p>
     <w:p>
@@ -715,9 +752,24 @@
             </w:r>
             <w:r>
               <w:rPr>
+                <w:b/>
                 <w:sz w:val="20"/>
               </w:rPr>
-              <w:t>rafael.coloda@avanade.com — Ana agenda café de percepção</w:t>
+              <w:t>Feedback recebido 08/09</w:t>
+            </w:r>
+            <w:r>
+              <w:rPr>
+                <w:sz w:val="20"/>
+              </w:rPr>
+              <w:t xml:space="preserve"> — ver </w:t>
+            </w:r>
+            <w:r>
+              <w:rPr>
+                <w:rFonts w:ascii="Consolas" w:hAnsi="Consolas"/>
+                <w:color w:val="333333"/>
+                <w:sz w:val="20"/>
+              </w:rPr>
+              <w:t>16-feedbacks-projeto-rafael-jessica-celline.md</w:t>
             </w:r>
           </w:p>
         </w:tc>
@@ -764,7 +816,112 @@
               <w:rPr>
                 <w:sz w:val="20"/>
               </w:rPr>
-              <w:t>Proximidade técnica; validação Copilot/agentes</w:t>
+              <w:t>Proximidade técnica</w:t>
+            </w:r>
+          </w:p>
+        </w:tc>
+        <w:tc>
+          <w:tcPr>
+            <w:tcW w:type="dxa" w:w="3249"/>
+            <w:shd w:fill="F3F6FA" w:val="clear"/>
+          </w:tcPr>
+          <w:p>
+            <w:r>
+              <w:rPr>
+                <w:sz w:val="20"/>
+              </w:rPr>
+            </w:r>
+            <w:r>
+              <w:rPr>
+                <w:b/>
+                <w:sz w:val="20"/>
+              </w:rPr>
+              <w:t>Feedback recebido 08/09</w:t>
+            </w:r>
+          </w:p>
+        </w:tc>
+      </w:tr>
+      <w:tr>
+        <w:tc>
+          <w:tcPr>
+            <w:tcW w:type="dxa" w:w="3249"/>
+          </w:tcPr>
+          <w:p>
+            <w:r>
+              <w:rPr>
+                <w:sz w:val="20"/>
+              </w:rPr>
+            </w:r>
+            <w:r>
+              <w:rPr>
+                <w:b/>
+                <w:sz w:val="20"/>
+              </w:rPr>
+              <w:t>Celline</w:t>
+            </w:r>
+            <w:r>
+              <w:rPr>
+                <w:sz w:val="20"/>
+              </w:rPr>
+              <w:t xml:space="preserve"> (par)</w:t>
+            </w:r>
+          </w:p>
+        </w:tc>
+        <w:tc>
+          <w:tcPr>
+            <w:tcW w:type="dxa" w:w="3249"/>
+          </w:tcPr>
+          <w:p>
+            <w:r>
+              <w:rPr>
+                <w:sz w:val="20"/>
+              </w:rPr>
+            </w:r>
+            <w:r>
+              <w:rPr>
+                <w:sz w:val="20"/>
+              </w:rPr>
+              <w:t>Colaboração no dia a dia</w:t>
+            </w:r>
+          </w:p>
+        </w:tc>
+        <w:tc>
+          <w:tcPr>
+            <w:tcW w:type="dxa" w:w="3249"/>
+          </w:tcPr>
+          <w:p>
+            <w:r>
+              <w:rPr>
+                <w:sz w:val="20"/>
+              </w:rPr>
+            </w:r>
+            <w:r>
+              <w:rPr>
+                <w:b/>
+                <w:sz w:val="20"/>
+              </w:rPr>
+              <w:t>Feedback recebido 08/09</w:t>
+            </w:r>
+          </w:p>
+        </w:tc>
+      </w:tr>
+      <w:tr>
+        <w:tc>
+          <w:tcPr>
+            <w:tcW w:type="dxa" w:w="3249"/>
+            <w:shd w:fill="F3F6FA" w:val="clear"/>
+          </w:tcPr>
+          <w:p>
+            <w:r>
+              <w:rPr>
+                <w:sz w:val="20"/>
+              </w:rPr>
+            </w:r>
+            <w:r>
+              <w:rPr>
+                <w:sz w:val="20"/>
+              </w:rPr>
+              <w:t>Par Android e par iOS</w:t>
             </w:r>
           </w:p>
         </w:tc>
@@ -783,44 +940,6 @@
               <w:rPr>
                 <w:sz w:val="20"/>
               </w:rPr>
-              <w:t>Ana já pediu antes; reforçar no Workday; PL alinha</w:t>
-            </w:r>
-          </w:p>
-        </w:tc>
-      </w:tr>
-      <w:tr>
-        <w:tc>
-          <w:tcPr>
-            <w:tcW w:type="dxa" w:w="3249"/>
-          </w:tcPr>
-          <w:p>
-            <w:r>
-              <w:rPr>
-                <w:sz w:val="20"/>
-              </w:rPr>
-            </w:r>
-            <w:r>
-              <w:rPr>
-                <w:sz w:val="20"/>
-              </w:rPr>
-              <w:t>Par Android e par iOS</w:t>
-            </w:r>
-          </w:p>
-        </w:tc>
-        <w:tc>
-          <w:tcPr>
-            <w:tcW w:type="dxa" w:w="3249"/>
-          </w:tcPr>
-          <w:p>
-            <w:r>
-              <w:rPr>
-                <w:sz w:val="20"/>
-              </w:rPr>
-            </w:r>
-            <w:r>
-              <w:rPr>
-                <w:sz w:val="20"/>
-              </w:rPr>
               <w:t>Colaboração e prompt compartilhado</w:t>
             </w:r>
           </w:p>
@@ -828,6 +947,7 @@
         <w:tc>
           <w:tcPr>
             <w:tcW w:type="dxa" w:w="3249"/>
+            <w:shd w:fill="F3F6FA" w:val="clear"/>
           </w:tcPr>
           <w:p>
             <w:r>
@@ -848,7 +968,6 @@
         <w:tc>
           <w:tcPr>
             <w:tcW w:type="dxa" w:w="3249"/>
-            <w:shd w:fill="F3F6FA" w:val="clear"/>
           </w:tcPr>
           <w:p>
             <w:r>
@@ -867,7 +986,6 @@
         <w:tc>
           <w:tcPr>
             <w:tcW w:type="dxa" w:w="3249"/>
-            <w:shd w:fill="F3F6FA" w:val="clear"/>
           </w:tcPr>
           <w:p>
             <w:r>
@@ -886,7 +1004,6 @@
         <w:tc>
           <w:tcPr>
             <w:tcW w:type="dxa" w:w="3249"/>
-            <w:shd w:fill="F3F6FA" w:val="clear"/>
           </w:tcPr>
           <w:p>
             <w:r>
@@ -907,6 +1024,7 @@
         <w:tc>
           <w:tcPr>
             <w:tcW w:type="dxa" w:w="3249"/>
+            <w:shd w:fill="F3F6FA" w:val="clear"/>
           </w:tcPr>
           <w:p>
             <w:r>
@@ -925,6 +1043,7 @@
         <w:tc>
           <w:tcPr>
             <w:tcW w:type="dxa" w:w="3249"/>
+            <w:shd w:fill="F3F6FA" w:val="clear"/>
           </w:tcPr>
           <w:p>
             <w:r>
@@ -943,6 +1062,7 @@
         <w:tc>
           <w:tcPr>
             <w:tcW w:type="dxa" w:w="3249"/>
+            <w:shd w:fill="F3F6FA" w:val="clear"/>
           </w:tcPr>
           <w:p>
             <w:r>
@@ -963,7 +1083,6 @@
         <w:tc>
           <w:tcPr>
             <w:tcW w:type="dxa" w:w="3249"/>
-            <w:shd w:fill="F3F6FA" w:val="clear"/>
           </w:tcPr>
           <w:p>
             <w:r>
@@ -982,7 +1101,6 @@
         <w:tc>
           <w:tcPr>
             <w:tcW w:type="dxa" w:w="3249"/>
-            <w:shd w:fill="F3F6FA" w:val="clear"/>
           </w:tcPr>
           <w:p>
             <w:r>
@@ -1001,7 +1119,6 @@
         <w:tc>
           <w:tcPr>
             <w:tcW w:type="dxa" w:w="3249"/>
-            <w:shd w:fill="F3F6FA" w:val="clear"/>
           </w:tcPr>
           <w:p>
             <w:r>
